--- a/data/input/my_document_DOCX.docx
+++ b/data/input/my_document_DOCX.docx
@@ -893,7 +893,7 @@
           <w:p>
             <w:pPr>
               <w:rPr>
-                <w:rFonts w:ascii="TH SarabunPSK" w:hAnsi="TH SarabunPSK" w:cs="TH SarabunPSK" w:hint="cs"/>
+                <w:rFonts w:ascii="TH SarabunPSK" w:hAnsi="TH SarabunPSK" w:cs="TH SarabunPSK"/>
                 <w:sz w:val="32"/>
                 <w:szCs w:val="32"/>
               </w:rPr>
@@ -1490,7 +1490,7 @@
           <w:szCs w:val="32"/>
         </w:rPr>
         <w:pict w14:anchorId="77A290C9">
-          <v:rect id="_x0000_i1031" style="width:0;height:0" o:hralign="center" o:hrstd="t" o:hr="t" fillcolor="#a0a0a0" stroked="f"/>
+          <v:rect id="_x0000_i1029" style="width:0;height:0" o:hralign="center" o:hrstd="t" o:hr="t" fillcolor="#a0a0a0" stroked="f"/>
         </w:pict>
       </w:r>
     </w:p>
@@ -1784,7 +1784,7 @@
           <w:numId w:val="18"/>
         </w:numPr>
         <w:rPr>
-          <w:rFonts w:ascii="TH SarabunPSK" w:hAnsi="TH SarabunPSK" w:cs="TH SarabunPSK" w:hint="cs"/>
+          <w:rFonts w:ascii="TH SarabunPSK" w:hAnsi="TH SarabunPSK" w:cs="TH SarabunPSK"/>
           <w:sz w:val="32"/>
           <w:szCs w:val="32"/>
         </w:rPr>
@@ -2104,7 +2104,7 @@
     <w:p>
       <w:pPr>
         <w:rPr>
-          <w:rFonts w:ascii="TH SarabunPSK" w:hAnsi="TH SarabunPSK" w:cs="TH SarabunPSK" w:hint="cs"/>
+          <w:rFonts w:ascii="TH SarabunPSK" w:hAnsi="TH SarabunPSK" w:cs="TH SarabunPSK"/>
           <w:sz w:val="32"/>
           <w:szCs w:val="32"/>
         </w:rPr>
@@ -2146,7 +2146,7 @@
       <w:pPr>
         <w:ind w:left="720"/>
         <w:rPr>
-          <w:rFonts w:ascii="TH SarabunPSK" w:hAnsi="TH SarabunPSK" w:cs="TH SarabunPSK" w:hint="cs"/>
+          <w:rFonts w:ascii="TH SarabunPSK" w:hAnsi="TH SarabunPSK" w:cs="TH SarabunPSK"/>
           <w:b/>
           <w:bCs/>
           <w:sz w:val="32"/>
@@ -2195,7 +2195,7 @@
           <w:numId w:val="22"/>
         </w:numPr>
         <w:rPr>
-          <w:rFonts w:ascii="TH SarabunPSK" w:hAnsi="TH SarabunPSK" w:cs="TH SarabunPSK" w:hint="cs"/>
+          <w:rFonts w:ascii="TH SarabunPSK" w:hAnsi="TH SarabunPSK" w:cs="TH SarabunPSK"/>
           <w:sz w:val="32"/>
           <w:szCs w:val="32"/>
         </w:rPr>
@@ -2218,7 +2218,7 @@
           <w:numId w:val="22"/>
         </w:numPr>
         <w:rPr>
-          <w:rFonts w:ascii="TH SarabunPSK" w:hAnsi="TH SarabunPSK" w:cs="TH SarabunPSK" w:hint="cs"/>
+          <w:rFonts w:ascii="TH SarabunPSK" w:hAnsi="TH SarabunPSK" w:cs="TH SarabunPSK"/>
           <w:sz w:val="32"/>
           <w:szCs w:val="32"/>
         </w:rPr>
@@ -2241,7 +2241,7 @@
           <w:numId w:val="22"/>
         </w:numPr>
         <w:rPr>
-          <w:rFonts w:ascii="TH SarabunPSK" w:hAnsi="TH SarabunPSK" w:cs="TH SarabunPSK" w:hint="cs"/>
+          <w:rFonts w:ascii="TH SarabunPSK" w:hAnsi="TH SarabunPSK" w:cs="TH SarabunPSK"/>
           <w:sz w:val="32"/>
           <w:szCs w:val="32"/>
         </w:rPr>
@@ -2509,6 +2509,7 @@
           <w:rFonts w:ascii="TH SarabunPSK" w:hAnsi="TH SarabunPSK" w:cs="TH SarabunPSK"/>
           <w:b/>
           <w:bCs/>
+          <w:noProof/>
           <w:sz w:val="32"/>
           <w:szCs w:val="32"/>
         </w:rPr>
@@ -2572,7 +2573,7 @@
       <w:pPr>
         <w:pStyle w:val="ListParagraph"/>
         <w:rPr>
-          <w:rFonts w:ascii="TH SarabunPSK" w:hAnsi="TH SarabunPSK" w:cs="TH SarabunPSK" w:hint="cs"/>
+          <w:rFonts w:ascii="TH SarabunPSK" w:hAnsi="TH SarabunPSK" w:cs="TH SarabunPSK"/>
           <w:sz w:val="32"/>
           <w:szCs w:val="32"/>
         </w:rPr>
@@ -2709,7 +2710,7 @@
           <w:numId w:val="23"/>
         </w:numPr>
         <w:rPr>
-          <w:rFonts w:ascii="TH SarabunPSK" w:hAnsi="TH SarabunPSK" w:cs="TH SarabunPSK" w:hint="cs"/>
+          <w:rFonts w:ascii="TH SarabunPSK" w:hAnsi="TH SarabunPSK" w:cs="TH SarabunPSK"/>
           <w:sz w:val="32"/>
           <w:szCs w:val="32"/>
         </w:rPr>
@@ -2729,7 +2730,7 @@
       <w:pPr>
         <w:ind w:left="720"/>
         <w:rPr>
-          <w:rFonts w:ascii="TH SarabunPSK" w:hAnsi="TH SarabunPSK" w:cs="TH SarabunPSK" w:hint="cs"/>
+          <w:rFonts w:ascii="TH SarabunPSK" w:hAnsi="TH SarabunPSK" w:cs="TH SarabunPSK"/>
           <w:sz w:val="32"/>
           <w:szCs w:val="32"/>
         </w:rPr>
@@ -2780,7 +2781,7 @@
       <w:pPr>
         <w:pStyle w:val="ListParagraph"/>
         <w:rPr>
-          <w:rFonts w:ascii="TH SarabunPSK" w:hAnsi="TH SarabunPSK" w:cs="TH SarabunPSK" w:hint="cs"/>
+          <w:rFonts w:ascii="TH SarabunPSK" w:hAnsi="TH SarabunPSK" w:cs="TH SarabunPSK"/>
           <w:sz w:val="32"/>
           <w:szCs w:val="32"/>
         </w:rPr>
@@ -3030,7 +3031,7 @@
       <w:pPr>
         <w:ind w:left="294" w:firstLine="720"/>
         <w:rPr>
-          <w:rFonts w:ascii="TH SarabunPSK" w:hAnsi="TH SarabunPSK" w:cs="TH SarabunPSK" w:hint="cs"/>
+          <w:rFonts w:ascii="TH SarabunPSK" w:hAnsi="TH SarabunPSK" w:cs="TH SarabunPSK"/>
           <w:sz w:val="32"/>
           <w:szCs w:val="32"/>
         </w:rPr>
@@ -3193,7 +3194,7 @@
           <w:numId w:val="25"/>
         </w:numPr>
         <w:rPr>
-          <w:rFonts w:ascii="TH SarabunPSK" w:hAnsi="TH SarabunPSK" w:cs="TH SarabunPSK" w:hint="cs"/>
+          <w:rFonts w:ascii="TH SarabunPSK" w:hAnsi="TH SarabunPSK" w:cs="TH SarabunPSK"/>
           <w:sz w:val="32"/>
           <w:szCs w:val="32"/>
         </w:rPr>
@@ -3598,7 +3599,7 @@
           <w:szCs w:val="32"/>
         </w:rPr>
         <w:pict w14:anchorId="781CFB02">
-          <v:rect id="_x0000_i1037" style="width:0;height:0" o:hralign="center" o:hrstd="t" o:hr="t" fillcolor="#a0a0a0" stroked="f"/>
+          <v:rect id="_x0000_i1030" style="width:0;height:0" o:hralign="center" o:hrstd="t" o:hr="t" fillcolor="#a0a0a0" stroked="f"/>
         </w:pict>
       </w:r>
     </w:p>
@@ -3791,7 +3792,7 @@
           <w:szCs w:val="32"/>
         </w:rPr>
         <w:pict w14:anchorId="32667D1A">
-          <v:rect id="_x0000_i1033" style="width:0;height:0" o:hralign="center" o:hrstd="t" o:hr="t" fillcolor="#a0a0a0" stroked="f"/>
+          <v:rect id="_x0000_i1031" style="width:0;height:0" o:hralign="center" o:hrstd="t" o:hr="t" fillcolor="#a0a0a0" stroked="f"/>
         </w:pict>
       </w:r>
     </w:p>
@@ -3828,7 +3829,7 @@
         <w:spacing w:before="100" w:beforeAutospacing="1" w:after="100" w:afterAutospacing="1"/>
         <w:outlineLvl w:val="2"/>
         <w:rPr>
-          <w:rFonts w:ascii="TH SarabunPSK" w:eastAsia="Times New Roman" w:hAnsi="TH SarabunPSK" w:cs="TH SarabunPSK" w:hint="cs"/>
+          <w:rFonts w:ascii="TH SarabunPSK" w:eastAsia="Times New Roman" w:hAnsi="TH SarabunPSK" w:cs="TH SarabunPSK"/>
           <w:kern w:val="0"/>
           <w:sz w:val="32"/>
           <w:szCs w:val="32"/>
@@ -5171,7 +5172,7 @@
       <w:pPr>
         <w:spacing w:before="100" w:beforeAutospacing="1" w:after="100" w:afterAutospacing="1"/>
         <w:rPr>
-          <w:rFonts w:ascii="TH SarabunPSK" w:eastAsia="Times New Roman" w:hAnsi="TH SarabunPSK" w:cs="TH SarabunPSK" w:hint="cs"/>
+          <w:rFonts w:ascii="TH SarabunPSK" w:eastAsia="Times New Roman" w:hAnsi="TH SarabunPSK" w:cs="TH SarabunPSK"/>
           <w:kern w:val="0"/>
           <w:sz w:val="32"/>
           <w:szCs w:val="32"/>
@@ -5185,7 +5186,7 @@
           <w:szCs w:val="32"/>
         </w:rPr>
         <w:pict w14:anchorId="706CEA1C">
-          <v:rect id="_x0000_i1038" style="width:0;height:0" o:hralign="center" o:hrstd="t" o:hr="t" fillcolor="#a0a0a0" stroked="f"/>
+          <v:rect id="_x0000_i1032" style="width:0;height:0" o:hralign="center" o:hrstd="t" o:hr="t" fillcolor="#a0a0a0" stroked="f"/>
         </w:pict>
       </w:r>
     </w:p>
@@ -5398,7 +5399,7 @@
     <w:p>
       <w:pPr>
         <w:rPr>
-          <w:rFonts w:ascii="TH SarabunPSK" w:hAnsi="TH SarabunPSK" w:cs="TH SarabunPSK" w:hint="cs"/>
+          <w:rFonts w:ascii="TH SarabunPSK" w:hAnsi="TH SarabunPSK" w:cs="TH SarabunPSK"/>
           <w:sz w:val="32"/>
           <w:szCs w:val="32"/>
         </w:rPr>
@@ -9236,6 +9237,7 @@
   <w:style w:type="character" w:default="1" w:styleId="DefaultParagraphFont">
     <w:name w:val="Default Paragraph Font"/>
     <w:uiPriority w:val="1"/>
+    <w:semiHidden/>
     <w:unhideWhenUsed/>
   </w:style>
   <w:style w:type="table" w:default="1" w:styleId="TableNormal">
